--- a/05_Security_Objectives_and_Requirements.docx
+++ b/05_Security_Objectives_and_Requirements.docx
@@ -52,6 +52,10 @@
         <w:jc w:val="center"/>
       </w:pPr>
       <w:r>
+        <w:rPr>
+          <w:rFonts w:ascii="Times New Roman" w:hAnsi="Times New Roman"/>
+          <w:sz w:val="22"/>
+        </w:rPr>
         <w:t>Saketh Narayanam – PES1UG24CS292 | Neeraj R Gowda – PES1UG24CS295 | Likhith Reddy M – PES1UG24CS282 | N. Adil Ahmed – PES1UG24CS285</w:t>
       </w:r>
     </w:p>
